--- a/templates/Phôi bằng tốt nghiệp.docx
+++ b/templates/Phôi bằng tốt nghiệp.docx
@@ -11,7 +11,14 @@
           <w:b/>
           <w:bCs/>
         </w:rPr>
-        <w:t>MẪU ĐỐI CHIẾU VĂN BẰNG TỐT NGHIỆP – BỐ TRÍ THEO PHÔI BẰNG (token)</w:t>
+        <w:t xml:space="preserve">                </w:t>
+      </w:r>
+      <w:r>
+        <w:rPr>
+          <w:b/>
+          <w:bCs/>
+        </w:rPr>
+        <w:t>MẪU ĐỐI CHIẾU VĂN BẰNG TỐT NGHIỆP – BỐ TRÍ THEO PHÔI BẰNG</w:t>
       </w:r>
     </w:p>
     <w:tbl>
@@ -31,7 +38,7 @@
       </w:tblGrid>
       <w:tr>
         <w:trPr>
-          <w:trHeight w:val="9315"/>
+          <w:trHeight w:val="7614"/>
           <w:jc w:val="center"/>
         </w:trPr>
         <w:tc>
@@ -625,7 +632,7 @@
                     <w:top w:val="nil"/>
                     <w:left w:val="nil"/>
                     <w:bottom w:val="nil"/>
-                    <w:right w:val="single" w:sz="4" w:space="0" w:color="auto"/>
+                    <w:right w:val="single" w:sz="4" w:space="0" w:color="D1D1D1" w:themeColor="background2" w:themeShade="E6"/>
                   </w:tcBorders>
                 </w:tcPr>
                 <w:p>
@@ -645,10 +652,10 @@
                 <w:tcPr>
                   <w:tcW w:w="4057" w:type="dxa"/>
                   <w:tcBorders>
-                    <w:top w:val="single" w:sz="4" w:space="0" w:color="auto"/>
-                    <w:left w:val="single" w:sz="4" w:space="0" w:color="auto"/>
-                    <w:bottom w:val="single" w:sz="4" w:space="0" w:color="auto"/>
-                    <w:right w:val="single" w:sz="4" w:space="0" w:color="auto"/>
+                    <w:top w:val="single" w:sz="4" w:space="0" w:color="D1D1D1" w:themeColor="background2" w:themeShade="E6"/>
+                    <w:left w:val="single" w:sz="4" w:space="0" w:color="D1D1D1" w:themeColor="background2" w:themeShade="E6"/>
+                    <w:bottom w:val="single" w:sz="4" w:space="0" w:color="D1D1D1" w:themeColor="background2" w:themeShade="E6"/>
+                    <w:right w:val="single" w:sz="4" w:space="0" w:color="D1D1D1" w:themeColor="background2" w:themeShade="E6"/>
                   </w:tcBorders>
                   <w:shd w:val="clear" w:color="auto" w:fill="D9E2F3"/>
                   <w:tcMar>
@@ -686,7 +693,7 @@
                     <w:top w:val="nil"/>
                     <w:left w:val="nil"/>
                     <w:bottom w:val="nil"/>
-                    <w:right w:val="single" w:sz="4" w:space="0" w:color="auto"/>
+                    <w:right w:val="single" w:sz="4" w:space="0" w:color="D1D1D1" w:themeColor="background2" w:themeShade="E6"/>
                   </w:tcBorders>
                 </w:tcPr>
                 <w:p>
@@ -704,10 +711,10 @@
                 <w:tcPr>
                   <w:tcW w:w="4057" w:type="dxa"/>
                   <w:tcBorders>
-                    <w:top w:val="single" w:sz="4" w:space="0" w:color="auto"/>
-                    <w:left w:val="single" w:sz="4" w:space="0" w:color="auto"/>
-                    <w:bottom w:val="single" w:sz="4" w:space="0" w:color="auto"/>
-                    <w:right w:val="single" w:sz="4" w:space="0" w:color="auto"/>
+                    <w:top w:val="single" w:sz="4" w:space="0" w:color="D1D1D1" w:themeColor="background2" w:themeShade="E6"/>
+                    <w:left w:val="single" w:sz="4" w:space="0" w:color="D1D1D1" w:themeColor="background2" w:themeShade="E6"/>
+                    <w:bottom w:val="single" w:sz="4" w:space="0" w:color="D1D1D1" w:themeColor="background2" w:themeShade="E6"/>
+                    <w:right w:val="single" w:sz="4" w:space="0" w:color="D1D1D1" w:themeColor="background2" w:themeShade="E6"/>
                   </w:tcBorders>
                   <w:tcMar>
                     <w:top w:w="26" w:type="dxa"/>
@@ -757,7 +764,7 @@
                     <w:top w:val="nil"/>
                     <w:left w:val="nil"/>
                     <w:bottom w:val="nil"/>
-                    <w:right w:val="single" w:sz="4" w:space="0" w:color="auto"/>
+                    <w:right w:val="single" w:sz="4" w:space="0" w:color="D1D1D1" w:themeColor="background2" w:themeShade="E6"/>
                   </w:tcBorders>
                 </w:tcPr>
                 <w:p>
@@ -775,10 +782,10 @@
                 <w:tcPr>
                   <w:tcW w:w="4057" w:type="dxa"/>
                   <w:tcBorders>
-                    <w:top w:val="single" w:sz="4" w:space="0" w:color="auto"/>
-                    <w:left w:val="single" w:sz="4" w:space="0" w:color="auto"/>
-                    <w:bottom w:val="single" w:sz="4" w:space="0" w:color="auto"/>
-                    <w:right w:val="single" w:sz="4" w:space="0" w:color="auto"/>
+                    <w:top w:val="single" w:sz="4" w:space="0" w:color="D1D1D1" w:themeColor="background2" w:themeShade="E6"/>
+                    <w:left w:val="single" w:sz="4" w:space="0" w:color="D1D1D1" w:themeColor="background2" w:themeShade="E6"/>
+                    <w:bottom w:val="single" w:sz="4" w:space="0" w:color="D1D1D1" w:themeColor="background2" w:themeShade="E6"/>
+                    <w:right w:val="single" w:sz="4" w:space="0" w:color="D1D1D1" w:themeColor="background2" w:themeShade="E6"/>
                   </w:tcBorders>
                   <w:tcMar>
                     <w:top w:w="26" w:type="dxa"/>
@@ -828,7 +835,7 @@
                     <w:top w:val="nil"/>
                     <w:left w:val="nil"/>
                     <w:bottom w:val="nil"/>
-                    <w:right w:val="single" w:sz="4" w:space="0" w:color="auto"/>
+                    <w:right w:val="single" w:sz="4" w:space="0" w:color="D1D1D1" w:themeColor="background2" w:themeShade="E6"/>
                   </w:tcBorders>
                 </w:tcPr>
                 <w:p>
@@ -846,10 +853,10 @@
                 <w:tcPr>
                   <w:tcW w:w="4057" w:type="dxa"/>
                   <w:tcBorders>
-                    <w:top w:val="single" w:sz="4" w:space="0" w:color="auto"/>
-                    <w:left w:val="single" w:sz="4" w:space="0" w:color="auto"/>
-                    <w:bottom w:val="single" w:sz="4" w:space="0" w:color="auto"/>
-                    <w:right w:val="single" w:sz="4" w:space="0" w:color="auto"/>
+                    <w:top w:val="single" w:sz="4" w:space="0" w:color="D1D1D1" w:themeColor="background2" w:themeShade="E6"/>
+                    <w:left w:val="single" w:sz="4" w:space="0" w:color="D1D1D1" w:themeColor="background2" w:themeShade="E6"/>
+                    <w:bottom w:val="single" w:sz="4" w:space="0" w:color="D1D1D1" w:themeColor="background2" w:themeShade="E6"/>
+                    <w:right w:val="single" w:sz="4" w:space="0" w:color="D1D1D1" w:themeColor="background2" w:themeShade="E6"/>
                   </w:tcBorders>
                   <w:tcMar>
                     <w:top w:w="26" w:type="dxa"/>
@@ -930,7 +937,7 @@
                     <w:top w:val="nil"/>
                     <w:left w:val="nil"/>
                     <w:bottom w:val="nil"/>
-                    <w:right w:val="single" w:sz="4" w:space="0" w:color="auto"/>
+                    <w:right w:val="single" w:sz="4" w:space="0" w:color="D1D1D1" w:themeColor="background2" w:themeShade="E6"/>
                   </w:tcBorders>
                 </w:tcPr>
                 <w:p>
@@ -948,10 +955,10 @@
                 <w:tcPr>
                   <w:tcW w:w="4057" w:type="dxa"/>
                   <w:tcBorders>
-                    <w:top w:val="single" w:sz="4" w:space="0" w:color="auto"/>
-                    <w:left w:val="single" w:sz="4" w:space="0" w:color="auto"/>
-                    <w:bottom w:val="single" w:sz="4" w:space="0" w:color="auto"/>
-                    <w:right w:val="single" w:sz="4" w:space="0" w:color="auto"/>
+                    <w:top w:val="single" w:sz="4" w:space="0" w:color="D1D1D1" w:themeColor="background2" w:themeShade="E6"/>
+                    <w:left w:val="single" w:sz="4" w:space="0" w:color="D1D1D1" w:themeColor="background2" w:themeShade="E6"/>
+                    <w:bottom w:val="single" w:sz="4" w:space="0" w:color="D1D1D1" w:themeColor="background2" w:themeShade="E6"/>
+                    <w:right w:val="single" w:sz="4" w:space="0" w:color="D1D1D1" w:themeColor="background2" w:themeShade="E6"/>
                   </w:tcBorders>
                   <w:tcMar>
                     <w:top w:w="26" w:type="dxa"/>
@@ -1001,7 +1008,7 @@
                     <w:top w:val="nil"/>
                     <w:left w:val="nil"/>
                     <w:bottom w:val="nil"/>
-                    <w:right w:val="single" w:sz="4" w:space="0" w:color="auto"/>
+                    <w:right w:val="single" w:sz="4" w:space="0" w:color="D1D1D1" w:themeColor="background2" w:themeShade="E6"/>
                   </w:tcBorders>
                 </w:tcPr>
                 <w:p>
@@ -1019,10 +1026,10 @@
                 <w:tcPr>
                   <w:tcW w:w="4057" w:type="dxa"/>
                   <w:tcBorders>
-                    <w:top w:val="single" w:sz="4" w:space="0" w:color="auto"/>
-                    <w:left w:val="single" w:sz="4" w:space="0" w:color="auto"/>
-                    <w:bottom w:val="single" w:sz="4" w:space="0" w:color="auto"/>
-                    <w:right w:val="single" w:sz="4" w:space="0" w:color="auto"/>
+                    <w:top w:val="single" w:sz="4" w:space="0" w:color="D1D1D1" w:themeColor="background2" w:themeShade="E6"/>
+                    <w:left w:val="single" w:sz="4" w:space="0" w:color="D1D1D1" w:themeColor="background2" w:themeShade="E6"/>
+                    <w:bottom w:val="single" w:sz="4" w:space="0" w:color="D1D1D1" w:themeColor="background2" w:themeShade="E6"/>
+                    <w:right w:val="single" w:sz="4" w:space="0" w:color="D1D1D1" w:themeColor="background2" w:themeShade="E6"/>
                   </w:tcBorders>
                   <w:tcMar>
                     <w:top w:w="26" w:type="dxa"/>
@@ -1092,7 +1099,7 @@
                     <w:top w:val="nil"/>
                     <w:left w:val="nil"/>
                     <w:bottom w:val="nil"/>
-                    <w:right w:val="single" w:sz="4" w:space="0" w:color="auto"/>
+                    <w:right w:val="single" w:sz="4" w:space="0" w:color="D1D1D1" w:themeColor="background2" w:themeShade="E6"/>
                   </w:tcBorders>
                 </w:tcPr>
                 <w:p>
@@ -1110,10 +1117,10 @@
                 <w:tcPr>
                   <w:tcW w:w="4057" w:type="dxa"/>
                   <w:tcBorders>
-                    <w:top w:val="single" w:sz="4" w:space="0" w:color="auto"/>
-                    <w:left w:val="single" w:sz="4" w:space="0" w:color="auto"/>
-                    <w:bottom w:val="single" w:sz="4" w:space="0" w:color="auto"/>
-                    <w:right w:val="single" w:sz="4" w:space="0" w:color="auto"/>
+                    <w:top w:val="single" w:sz="4" w:space="0" w:color="D1D1D1" w:themeColor="background2" w:themeShade="E6"/>
+                    <w:left w:val="single" w:sz="4" w:space="0" w:color="D1D1D1" w:themeColor="background2" w:themeShade="E6"/>
+                    <w:bottom w:val="single" w:sz="4" w:space="0" w:color="D1D1D1" w:themeColor="background2" w:themeShade="E6"/>
+                    <w:right w:val="single" w:sz="4" w:space="0" w:color="D1D1D1" w:themeColor="background2" w:themeShade="E6"/>
                   </w:tcBorders>
                   <w:tcMar>
                     <w:top w:w="26" w:type="dxa"/>
@@ -1163,7 +1170,7 @@
                     <w:top w:val="nil"/>
                     <w:left w:val="nil"/>
                     <w:bottom w:val="nil"/>
-                    <w:right w:val="single" w:sz="4" w:space="0" w:color="auto"/>
+                    <w:right w:val="single" w:sz="4" w:space="0" w:color="D1D1D1" w:themeColor="background2" w:themeShade="E6"/>
                   </w:tcBorders>
                 </w:tcPr>
                 <w:p>
@@ -1181,10 +1188,10 @@
                 <w:tcPr>
                   <w:tcW w:w="4057" w:type="dxa"/>
                   <w:tcBorders>
-                    <w:top w:val="single" w:sz="4" w:space="0" w:color="auto"/>
-                    <w:left w:val="single" w:sz="4" w:space="0" w:color="auto"/>
-                    <w:bottom w:val="single" w:sz="4" w:space="0" w:color="auto"/>
-                    <w:right w:val="single" w:sz="4" w:space="0" w:color="auto"/>
+                    <w:top w:val="single" w:sz="4" w:space="0" w:color="D1D1D1" w:themeColor="background2" w:themeShade="E6"/>
+                    <w:left w:val="single" w:sz="4" w:space="0" w:color="D1D1D1" w:themeColor="background2" w:themeShade="E6"/>
+                    <w:bottom w:val="single" w:sz="4" w:space="0" w:color="D1D1D1" w:themeColor="background2" w:themeShade="E6"/>
+                    <w:right w:val="single" w:sz="4" w:space="0" w:color="D1D1D1" w:themeColor="background2" w:themeShade="E6"/>
                   </w:tcBorders>
                   <w:tcMar>
                     <w:top w:w="26" w:type="dxa"/>
@@ -1249,7 +1256,7 @@
                     <w:top w:val="nil"/>
                     <w:left w:val="nil"/>
                     <w:bottom w:val="nil"/>
-                    <w:right w:val="single" w:sz="4" w:space="0" w:color="auto"/>
+                    <w:right w:val="single" w:sz="4" w:space="0" w:color="D1D1D1" w:themeColor="background2" w:themeShade="E6"/>
                   </w:tcBorders>
                 </w:tcPr>
                 <w:p>
@@ -1267,10 +1274,10 @@
                 <w:tcPr>
                   <w:tcW w:w="4057" w:type="dxa"/>
                   <w:tcBorders>
-                    <w:top w:val="single" w:sz="4" w:space="0" w:color="auto"/>
-                    <w:left w:val="single" w:sz="4" w:space="0" w:color="auto"/>
-                    <w:bottom w:val="single" w:sz="4" w:space="0" w:color="auto"/>
-                    <w:right w:val="single" w:sz="4" w:space="0" w:color="auto"/>
+                    <w:top w:val="single" w:sz="4" w:space="0" w:color="D1D1D1" w:themeColor="background2" w:themeShade="E6"/>
+                    <w:left w:val="single" w:sz="4" w:space="0" w:color="D1D1D1" w:themeColor="background2" w:themeShade="E6"/>
+                    <w:bottom w:val="single" w:sz="4" w:space="0" w:color="D1D1D1" w:themeColor="background2" w:themeShade="E6"/>
+                    <w:right w:val="single" w:sz="4" w:space="0" w:color="D1D1D1" w:themeColor="background2" w:themeShade="E6"/>
                   </w:tcBorders>
                   <w:tcMar>
                     <w:top w:w="26" w:type="dxa"/>
@@ -1320,7 +1327,7 @@
                     <w:top w:val="nil"/>
                     <w:left w:val="nil"/>
                     <w:bottom w:val="nil"/>
-                    <w:right w:val="single" w:sz="4" w:space="0" w:color="auto"/>
+                    <w:right w:val="single" w:sz="4" w:space="0" w:color="D1D1D1" w:themeColor="background2" w:themeShade="E6"/>
                   </w:tcBorders>
                 </w:tcPr>
                 <w:p>
@@ -1338,10 +1345,10 @@
                 <w:tcPr>
                   <w:tcW w:w="4057" w:type="dxa"/>
                   <w:tcBorders>
-                    <w:top w:val="single" w:sz="4" w:space="0" w:color="auto"/>
-                    <w:left w:val="single" w:sz="4" w:space="0" w:color="auto"/>
-                    <w:bottom w:val="single" w:sz="4" w:space="0" w:color="auto"/>
-                    <w:right w:val="single" w:sz="4" w:space="0" w:color="auto"/>
+                    <w:top w:val="single" w:sz="4" w:space="0" w:color="D1D1D1" w:themeColor="background2" w:themeShade="E6"/>
+                    <w:left w:val="single" w:sz="4" w:space="0" w:color="D1D1D1" w:themeColor="background2" w:themeShade="E6"/>
+                    <w:bottom w:val="single" w:sz="4" w:space="0" w:color="D1D1D1" w:themeColor="background2" w:themeShade="E6"/>
+                    <w:right w:val="single" w:sz="4" w:space="0" w:color="D1D1D1" w:themeColor="background2" w:themeShade="E6"/>
                   </w:tcBorders>
                   <w:tcMar>
                     <w:top w:w="26" w:type="dxa"/>
@@ -1391,7 +1398,7 @@
                     <w:top w:val="nil"/>
                     <w:left w:val="nil"/>
                     <w:bottom w:val="nil"/>
-                    <w:right w:val="single" w:sz="4" w:space="0" w:color="auto"/>
+                    <w:right w:val="single" w:sz="4" w:space="0" w:color="D1D1D1" w:themeColor="background2" w:themeShade="E6"/>
                   </w:tcBorders>
                 </w:tcPr>
                 <w:p>
@@ -1409,10 +1416,10 @@
                 <w:tcPr>
                   <w:tcW w:w="4057" w:type="dxa"/>
                   <w:tcBorders>
-                    <w:top w:val="single" w:sz="4" w:space="0" w:color="auto"/>
-                    <w:left w:val="single" w:sz="4" w:space="0" w:color="auto"/>
-                    <w:bottom w:val="single" w:sz="4" w:space="0" w:color="auto"/>
-                    <w:right w:val="single" w:sz="4" w:space="0" w:color="auto"/>
+                    <w:top w:val="single" w:sz="4" w:space="0" w:color="D1D1D1" w:themeColor="background2" w:themeShade="E6"/>
+                    <w:left w:val="single" w:sz="4" w:space="0" w:color="D1D1D1" w:themeColor="background2" w:themeShade="E6"/>
+                    <w:bottom w:val="single" w:sz="4" w:space="0" w:color="D1D1D1" w:themeColor="background2" w:themeShade="E6"/>
+                    <w:right w:val="single" w:sz="4" w:space="0" w:color="D1D1D1" w:themeColor="background2" w:themeShade="E6"/>
                   </w:tcBorders>
                   <w:tcMar>
                     <w:top w:w="26" w:type="dxa"/>
@@ -1462,7 +1469,7 @@
                     <w:top w:val="nil"/>
                     <w:left w:val="nil"/>
                     <w:bottom w:val="nil"/>
-                    <w:right w:val="single" w:sz="4" w:space="0" w:color="auto"/>
+                    <w:right w:val="single" w:sz="4" w:space="0" w:color="D1D1D1" w:themeColor="background2" w:themeShade="E6"/>
                   </w:tcBorders>
                 </w:tcPr>
                 <w:p>
@@ -1480,10 +1487,10 @@
                 <w:tcPr>
                   <w:tcW w:w="4057" w:type="dxa"/>
                   <w:tcBorders>
-                    <w:top w:val="single" w:sz="4" w:space="0" w:color="auto"/>
-                    <w:left w:val="single" w:sz="4" w:space="0" w:color="auto"/>
-                    <w:bottom w:val="single" w:sz="4" w:space="0" w:color="auto"/>
-                    <w:right w:val="single" w:sz="4" w:space="0" w:color="auto"/>
+                    <w:top w:val="single" w:sz="4" w:space="0" w:color="D1D1D1" w:themeColor="background2" w:themeShade="E6"/>
+                    <w:left w:val="single" w:sz="4" w:space="0" w:color="D1D1D1" w:themeColor="background2" w:themeShade="E6"/>
+                    <w:bottom w:val="single" w:sz="4" w:space="0" w:color="D1D1D1" w:themeColor="background2" w:themeShade="E6"/>
+                    <w:right w:val="single" w:sz="4" w:space="0" w:color="D1D1D1" w:themeColor="background2" w:themeShade="E6"/>
                   </w:tcBorders>
                   <w:tcMar>
                     <w:top w:w="26" w:type="dxa"/>
@@ -1548,7 +1555,7 @@
                     <w:top w:val="nil"/>
                     <w:left w:val="nil"/>
                     <w:bottom w:val="nil"/>
-                    <w:right w:val="single" w:sz="4" w:space="0" w:color="auto"/>
+                    <w:right w:val="single" w:sz="4" w:space="0" w:color="D1D1D1" w:themeColor="background2" w:themeShade="E6"/>
                   </w:tcBorders>
                 </w:tcPr>
                 <w:p>
@@ -1566,10 +1573,10 @@
                 <w:tcPr>
                   <w:tcW w:w="4057" w:type="dxa"/>
                   <w:tcBorders>
-                    <w:top w:val="single" w:sz="4" w:space="0" w:color="auto"/>
-                    <w:left w:val="single" w:sz="4" w:space="0" w:color="auto"/>
-                    <w:bottom w:val="single" w:sz="4" w:space="0" w:color="auto"/>
-                    <w:right w:val="single" w:sz="4" w:space="0" w:color="auto"/>
+                    <w:top w:val="single" w:sz="4" w:space="0" w:color="D1D1D1" w:themeColor="background2" w:themeShade="E6"/>
+                    <w:left w:val="single" w:sz="4" w:space="0" w:color="D1D1D1" w:themeColor="background2" w:themeShade="E6"/>
+                    <w:bottom w:val="single" w:sz="4" w:space="0" w:color="D1D1D1" w:themeColor="background2" w:themeShade="E6"/>
+                    <w:right w:val="single" w:sz="4" w:space="0" w:color="D1D1D1" w:themeColor="background2" w:themeShade="E6"/>
                   </w:tcBorders>
                   <w:tcMar>
                     <w:top w:w="26" w:type="dxa"/>
@@ -1640,7 +1647,7 @@
                     <w:top w:val="nil"/>
                     <w:left w:val="nil"/>
                     <w:bottom w:val="nil"/>
-                    <w:right w:val="single" w:sz="4" w:space="0" w:color="auto"/>
+                    <w:right w:val="single" w:sz="4" w:space="0" w:color="D1D1D1" w:themeColor="background2" w:themeShade="E6"/>
                   </w:tcBorders>
                 </w:tcPr>
                 <w:p>
@@ -1658,10 +1665,10 @@
                 <w:tcPr>
                   <w:tcW w:w="4057" w:type="dxa"/>
                   <w:tcBorders>
-                    <w:top w:val="single" w:sz="4" w:space="0" w:color="auto"/>
-                    <w:left w:val="single" w:sz="4" w:space="0" w:color="auto"/>
-                    <w:bottom w:val="single" w:sz="4" w:space="0" w:color="auto"/>
-                    <w:right w:val="single" w:sz="4" w:space="0" w:color="auto"/>
+                    <w:top w:val="single" w:sz="4" w:space="0" w:color="D1D1D1" w:themeColor="background2" w:themeShade="E6"/>
+                    <w:left w:val="single" w:sz="4" w:space="0" w:color="D1D1D1" w:themeColor="background2" w:themeShade="E6"/>
+                    <w:bottom w:val="single" w:sz="4" w:space="0" w:color="D1D1D1" w:themeColor="background2" w:themeShade="E6"/>
+                    <w:right w:val="single" w:sz="4" w:space="0" w:color="D1D1D1" w:themeColor="background2" w:themeShade="E6"/>
                   </w:tcBorders>
                   <w:tcMar>
                     <w:top w:w="26" w:type="dxa"/>
@@ -1729,7 +1736,7 @@
                     <w:top w:val="nil"/>
                     <w:left w:val="nil"/>
                     <w:bottom w:val="nil"/>
-                    <w:right w:val="single" w:sz="4" w:space="0" w:color="auto"/>
+                    <w:right w:val="single" w:sz="4" w:space="0" w:color="D1D1D1" w:themeColor="background2" w:themeShade="E6"/>
                   </w:tcBorders>
                 </w:tcPr>
                 <w:p>
@@ -1747,10 +1754,10 @@
                 <w:tcPr>
                   <w:tcW w:w="4057" w:type="dxa"/>
                   <w:tcBorders>
-                    <w:top w:val="single" w:sz="4" w:space="0" w:color="auto"/>
-                    <w:left w:val="single" w:sz="4" w:space="0" w:color="auto"/>
-                    <w:bottom w:val="single" w:sz="4" w:space="0" w:color="auto"/>
-                    <w:right w:val="single" w:sz="4" w:space="0" w:color="auto"/>
+                    <w:top w:val="single" w:sz="4" w:space="0" w:color="D1D1D1" w:themeColor="background2" w:themeShade="E6"/>
+                    <w:left w:val="single" w:sz="4" w:space="0" w:color="D1D1D1" w:themeColor="background2" w:themeShade="E6"/>
+                    <w:bottom w:val="single" w:sz="4" w:space="0" w:color="D1D1D1" w:themeColor="background2" w:themeShade="E6"/>
+                    <w:right w:val="single" w:sz="4" w:space="0" w:color="D1D1D1" w:themeColor="background2" w:themeShade="E6"/>
                   </w:tcBorders>
                   <w:tcMar>
                     <w:top w:w="26" w:type="dxa"/>
@@ -1925,7 +1932,7 @@
         <w:rFonts w:ascii="Times New Roman" w:eastAsia="Times New Roman" w:hAnsi="Times New Roman" w:cs="Times New Roman"/>
         <w:sz w:val="24"/>
         <w:szCs w:val="24"/>
-        <w:lang w:eastAsia="en-US" w:bidi="ar-SA"/>
+        <w:lang w:val="en-VN" w:eastAsia="en-US" w:bidi="ar-SA"/>
       </w:rPr>
     </w:rPrDefault>
     <w:pPrDefault/>

--- a/templates/Phôi bằng tốt nghiệp.docx
+++ b/templates/Phôi bằng tốt nghiệp.docx
@@ -11,14 +11,7 @@
           <w:b/>
           <w:bCs/>
         </w:rPr>
-        <w:t xml:space="preserve">                </w:t>
-      </w:r>
-      <w:r>
-        <w:rPr>
-          <w:b/>
-          <w:bCs/>
-        </w:rPr>
-        <w:t>MẪU ĐỐI CHIẾU VĂN BẰNG TỐT NGHIỆP – BỐ TRÍ THEO PHÔI BẰNG</w:t>
+        <w:t xml:space="preserve">                MẪU ĐỐI CHIẾU VĂN BẰNG TỐT NGHIỆP – BỐ TRÍ THEO PHÔI BẰNG</w:t>
       </w:r>
     </w:p>
     <w:tbl>
@@ -67,6 +60,70 @@
               <w:rPr>
                 <w:b/>
                 <w:bCs/>
+                <w:noProof/>
+                <w:sz w:val="22"/>
+                <w:szCs w:val="22"/>
+              </w:rPr>
+              <w:drawing>
+                <wp:anchor distT="0" distB="0" distL="114300" distR="114300" simplePos="0" relativeHeight="251658240" behindDoc="0" locked="0" layoutInCell="1" allowOverlap="1" wp14:anchorId="4DD5B944" wp14:editId="188F9AF6">
+                  <wp:simplePos x="0" y="0"/>
+                  <wp:positionH relativeFrom="column">
+                    <wp:posOffset>425450</wp:posOffset>
+                  </wp:positionH>
+                  <wp:positionV relativeFrom="paragraph">
+                    <wp:posOffset>4445</wp:posOffset>
+                  </wp:positionV>
+                  <wp:extent cx="748665" cy="737870"/>
+                  <wp:effectExtent l="0" t="0" r="635" b="0"/>
+                  <wp:wrapNone/>
+                  <wp:docPr id="478273253" name="Picture 1"/>
+                  <wp:cNvGraphicFramePr>
+                    <a:graphicFrameLocks xmlns:a="http://schemas.openxmlformats.org/drawingml/2006/main" noChangeAspect="1"/>
+                  </wp:cNvGraphicFramePr>
+                  <a:graphic xmlns:a="http://schemas.openxmlformats.org/drawingml/2006/main">
+                    <a:graphicData uri="http://schemas.openxmlformats.org/drawingml/2006/picture">
+                      <pic:pic xmlns:pic="http://schemas.openxmlformats.org/drawingml/2006/picture">
+                        <pic:nvPicPr>
+                          <pic:cNvPr id="478273253" name="Picture 478273253"/>
+                          <pic:cNvPicPr/>
+                        </pic:nvPicPr>
+                        <pic:blipFill>
+                          <a:blip r:embed="rId6" cstate="print">
+                            <a:extLst>
+                              <a:ext uri="{28A0092B-C50C-407E-A947-70E740481C1C}">
+                                <a14:useLocalDpi xmlns:a14="http://schemas.microsoft.com/office/drawing/2010/main" val="0"/>
+                              </a:ext>
+                            </a:extLst>
+                          </a:blip>
+                          <a:stretch>
+                            <a:fillRect/>
+                          </a:stretch>
+                        </pic:blipFill>
+                        <pic:spPr>
+                          <a:xfrm>
+                            <a:off x="0" y="0"/>
+                            <a:ext cx="748665" cy="737870"/>
+                          </a:xfrm>
+                          <a:prstGeom prst="rect">
+                            <a:avLst/>
+                          </a:prstGeom>
+                        </pic:spPr>
+                      </pic:pic>
+                    </a:graphicData>
+                  </a:graphic>
+                  <wp14:sizeRelH relativeFrom="page">
+                    <wp14:pctWidth>0</wp14:pctWidth>
+                  </wp14:sizeRelH>
+                  <wp14:sizeRelV relativeFrom="page">
+                    <wp14:pctHeight>0</wp14:pctHeight>
+                  </wp14:sizeRelV>
+                </wp:anchor>
+              </w:drawing>
+            </w:r>
+            <w:r>
+              <w:rPr>
+                <w:b/>
+                <w:bCs/>
                 <w:sz w:val="22"/>
                 <w:szCs w:val="22"/>
               </w:rPr>
@@ -86,6 +143,82 @@
                 <w:szCs w:val="22"/>
               </w:rPr>
             </w:pPr>
+            <w:r>
+              <w:rPr>
+                <w:b/>
+                <w:bCs/>
+                <w:i/>
+                <w:iCs/>
+                <w:noProof/>
+                <w:sz w:val="22"/>
+                <w:szCs w:val="22"/>
+              </w:rPr>
+              <mc:AlternateContent>
+                <mc:Choice Requires="wps">
+                  <w:drawing>
+                    <wp:anchor distT="0" distB="0" distL="114300" distR="114300" simplePos="0" relativeHeight="251659264" behindDoc="0" locked="0" layoutInCell="1" allowOverlap="1" wp14:anchorId="0229E637" wp14:editId="116987E8">
+                      <wp:simplePos x="0" y="0"/>
+                      <wp:positionH relativeFrom="column">
+                        <wp:posOffset>2692400</wp:posOffset>
+                      </wp:positionH>
+                      <wp:positionV relativeFrom="paragraph">
+                        <wp:posOffset>248285</wp:posOffset>
+                      </wp:positionV>
+                      <wp:extent cx="1228090" cy="0"/>
+                      <wp:effectExtent l="0" t="0" r="16510" b="12700"/>
+                      <wp:wrapNone/>
+                      <wp:docPr id="1650858981" name="Straight Connector 2"/>
+                      <wp:cNvGraphicFramePr/>
+                      <a:graphic xmlns:a="http://schemas.openxmlformats.org/drawingml/2006/main">
+                        <a:graphicData uri="http://schemas.microsoft.com/office/word/2010/wordprocessingShape">
+                          <wps:wsp>
+                            <wps:cNvCnPr/>
+                            <wps:spPr>
+                              <a:xfrm>
+                                <a:off x="0" y="0"/>
+                                <a:ext cx="1228090" cy="0"/>
+                              </a:xfrm>
+                              <a:prstGeom prst="line">
+                                <a:avLst/>
+                              </a:prstGeom>
+                              <a:ln w="6350"/>
+                            </wps:spPr>
+                            <wps:style>
+                              <a:lnRef idx="2">
+                                <a:schemeClr val="dk1"/>
+                              </a:lnRef>
+                              <a:fillRef idx="0">
+                                <a:schemeClr val="dk1"/>
+                              </a:fillRef>
+                              <a:effectRef idx="1">
+                                <a:schemeClr val="dk1"/>
+                              </a:effectRef>
+                              <a:fontRef idx="minor">
+                                <a:schemeClr val="tx1"/>
+                              </a:fontRef>
+                            </wps:style>
+                            <wps:bodyPr/>
+                          </wps:wsp>
+                        </a:graphicData>
+                      </a:graphic>
+                      <wp14:sizeRelH relativeFrom="margin">
+                        <wp14:pctWidth>0</wp14:pctWidth>
+                      </wp14:sizeRelH>
+                      <wp14:sizeRelV relativeFrom="margin">
+                        <wp14:pctHeight>0</wp14:pctHeight>
+                      </wp14:sizeRelV>
+                    </wp:anchor>
+                  </w:drawing>
+                </mc:Choice>
+                <mc:Fallback>
+                  <w:pict>
+                    <v:line w14:anchorId="5AD5734F" id="Straight Connector 2" o:spid="_x0000_s1026" style="position:absolute;z-index:251659264;visibility:visible;mso-wrap-style:square;mso-width-percent:0;mso-height-percent:0;mso-wrap-distance-left:9pt;mso-wrap-distance-top:0;mso-wrap-distance-right:9pt;mso-wrap-distance-bottom:0;mso-position-horizontal:absolute;mso-position-horizontal-relative:text;mso-position-vertical:absolute;mso-position-vertical-relative:text;mso-width-percent:0;mso-height-percent:0;mso-width-relative:margin;mso-height-relative:margin" from="212pt,19.55pt" to="308.7pt,19.55pt" o:gfxdata="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" strokecolor="black [3200]" strokeweight=".5pt">
+                      <v:stroke joinstyle="miter"/>
+                    </v:line>
+                  </w:pict>
+                </mc:Fallback>
+              </mc:AlternateContent>
+            </w:r>
             <w:r>
               <w:rPr>
                 <w:b/>
